--- a/docs/MOCHI_Comments_Register.docx
+++ b/docs/MOCHI_Comments_Register.docx
@@ -24,7 +24,7 @@
         <w:br/>
         <w:t>Lao, H. A. A.  |  Macias, J. M. C.  |  Maglangit, R. M.</w:t>
         <w:br/>
-        <w:t>Generated 17 August 2026</w:t>
+        <w:t>Generated 18 August 2026</w:t>
       </w:r>
     </w:p>
     <w:p/>
@@ -2544,7 +2544,7 @@
               <w:rPr>
                 <w:sz w:val="17"/>
               </w:rPr>
-              <w:t>Table 16 includes multi-step attack chains, which a stateless design cannot detect by construction - each turn is scored in isolation. Agreed resolution: add a session-level rolling risk accumulator (Phase 7) and revise the text to say per-request DETECTION is stateless while session-level ESCALATION is intentionally stateful.</w:t>
+              <w:t>Table 16 includes multi-step attack chains, which a stateless design cannot detect by construction - each turn is scored in isolation. RESOLVED in code. A session-level rolling risk accumulator (Phase 7) is built: 5-turn window, summed risk, threshold 1.0. Chapter III still needs the wording change - per-request DETECTION is stateless while session-level ESCALATION is intentionally stateful - plus a sentence stating that session state is in-process, so the evaluated deployment is single-instance and horizontal scaling was not tested.</w:t>
             </w:r>
           </w:p>
         </w:tc>
@@ -2556,10 +2556,10 @@
             <w:r>
               <w:rPr>
                 <w:b/>
-                <w:color w:val="1F4E9C"/>
+                <w:color w:val="6A1B9A"/>
                 <w:sz w:val="16"/>
               </w:rPr>
-              <w:t>PLANNED</w:t>
+              <w:t>THESIS EDIT</w:t>
             </w:r>
           </w:p>
         </w:tc>
@@ -2572,7 +2572,7 @@
               <w:rPr>
                 <w:sz w:val="17"/>
               </w:rPr>
-              <w:t>Phase 7; approach agreed, not yet built.</w:t>
+              <w:t>Code done (mochi/session/); manuscript wording pending.</w:t>
             </w:r>
           </w:p>
         </w:tc>
@@ -3683,10 +3683,10 @@
             <w:r>
               <w:rPr>
                 <w:b/>
-                <w:color w:val="888888"/>
+                <w:color w:val="1B6E1B"/>
                 <w:sz w:val="16"/>
               </w:rPr>
-              <w:t>NOT STARTED</w:t>
+              <w:t>IMPLEMENTED</w:t>
             </w:r>
           </w:p>
         </w:tc>
@@ -3699,7 +3699,7 @@
               <w:rPr>
                 <w:sz w:val="17"/>
               </w:rPr>
-              <w:t>Approach agreed; addresses T5 and multi-step chains</w:t>
+              <w:t>Rolling 5-turn window, threshold 1.0, LRU-capped and TTL-expired, mutex-guarded. Resolves T5. Escalation obeys the same trust rule as a confident detection. 36 tests; demo/chain_demo.py shows a 3-turn chain passing a stateless pipeline and being caught at cumulative 1.22.</w:t>
             </w:r>
           </w:p>
         </w:tc>

--- a/docs/MOCHI_Comments_Register.docx
+++ b/docs/MOCHI_Comments_Register.docx
@@ -1638,6 +1638,89 @@
                 <w:b/>
                 <w:sz w:val="17"/>
               </w:rPr>
+              <w:t>D13</w:t>
+            </w:r>
+          </w:p>
+        </w:tc>
+        <w:tc>
+          <w:tcPr>
+            <w:tcW w:type="dxa" w:w="2736"/>
+          </w:tcPr>
+          <w:p>
+            <w:r>
+              <w:rPr>
+                <w:sz w:val="17"/>
+              </w:rPr>
+              <w:t>Length-based URL scoring would flag ordinary article links</w:t>
+            </w:r>
+          </w:p>
+        </w:tc>
+        <w:tc>
+          <w:tcPr>
+            <w:tcW w:type="dxa" w:w="1584"/>
+          </w:tcPr>
+          <w:p>
+            <w:r>
+              <w:rPr>
+                <w:sz w:val="17"/>
+              </w:rPr>
+              <w:t>Phase 11 implementation, caught before merge</w:t>
+            </w:r>
+          </w:p>
+        </w:tc>
+        <w:tc>
+          <w:tcPr>
+            <w:tcW w:type="dxa" w:w="5904"/>
+          </w:tcPr>
+          <w:p>
+            <w:r>
+              <w:rPr>
+                <w:sz w:val="17"/>
+              </w:rPr>
+              <w:t>The first exfiltration heuristic treated any URL component over 32 characters as carried data. That flags 'https://www.theverge.com/2024/01/15/some-long-article-slug' - a readable path, not a payload - and would have stripped citations out of ordinary answers, which breaks the product more often than an attacker exploits it. Replaced with specific signals: base64 padding at 12+ chars, hex-only at 24+, mixed upper/lower/digit with no spaces at 24+, any value at 64+, or an unbroken alphanumeric run at 32+. Query values are scored individually rather than as one blob. Validated against 12 real URL shapes including dated slugs, UUIDs and UTM parameters - all pass, while 4 exfiltration forms are still caught. Worth stating in Chapter IV: for an outbound scanner the false-positive rate, not the detection rate, is the binding constraint.</w:t>
+            </w:r>
+          </w:p>
+        </w:tc>
+        <w:tc>
+          <w:tcPr>
+            <w:tcW w:type="dxa" w:w="1440"/>
+          </w:tcPr>
+          <w:p>
+            <w:r>
+              <w:rPr>
+                <w:b/>
+                <w:color w:val="1B6E1B"/>
+                <w:sz w:val="16"/>
+              </w:rPr>
+              <w:t>IMPLEMENTED</w:t>
+            </w:r>
+          </w:p>
+        </w:tc>
+        <w:tc>
+          <w:tcPr>
+            <w:tcW w:type="dxa" w:w="2448"/>
+          </w:tcPr>
+          <w:p>
+            <w:r>
+              <w:rPr>
+                <w:sz w:val="17"/>
+              </w:rPr>
+              <w:t>mochi/mitigate/url_scanner.py; 12 FP-guard tests.</w:t>
+            </w:r>
+          </w:p>
+        </w:tc>
+      </w:tr>
+      <w:tr>
+        <w:tc>
+          <w:tcPr>
+            <w:tcW w:type="dxa" w:w="576"/>
+          </w:tcPr>
+          <w:p>
+            <w:r>
+              <w:rPr>
+                <w:b/>
+                <w:sz w:val="17"/>
+              </w:rPr>
               <w:t>D12</w:t>
             </w:r>
           </w:p>
@@ -3911,10 +3994,10 @@
             <w:r>
               <w:rPr>
                 <w:b/>
-                <w:color w:val="888888"/>
+                <w:color w:val="1B6E1B"/>
                 <w:sz w:val="16"/>
               </w:rPr>
-              <w:t>NOT STARTED</w:t>
+              <w:t>IMPLEMENTED</w:t>
             </w:r>
           </w:p>
         </w:tc>
@@ -3927,7 +4010,7 @@
               <w:rPr>
                 <w:sz w:val="17"/>
               </w:rPr>
-              <w:t>Leaked-instruction and URL-exfiltration scanning</w:t>
+              <w:t>Markdown-image / HTML-img / fragment / data-URI exfiltration detection plus verbatim system-prompt disclosure. Risk requires BOTH auto-fetch and a data-carrying component, which is what keeps citations and genuine images intact. 53 tests; demo/exfiltration_demo.py scores 10/10 including 5 false-positive guards. Buffered streaming available behind a flag; incremental streaming still unimplemented.</w:t>
             </w:r>
           </w:p>
         </w:tc>
